--- a/Swarm-Presenter-Script.docx
+++ b/Swarm-Presenter-Script.docx
@@ -132,17 +132,6 @@
     </w:p>
     <w:p>
       <w:pPr>
-        <w:spacing w:after="200" w:line="324" w:lineRule="auto"/>
-      </w:pPr>
-      <w:r>
-        <w:rPr>
-          <w:sz w:val="26"/>
-        </w:rPr>
-        <w:t>Three gaps: specialist, human, and payment. Everything I'm about to show you is an answer to one of those three.</w:t>
-      </w:r>
-    </w:p>
-    <w:p>
-      <w:pPr>
         <w:spacing w:after="200"/>
         <w:ind w:left="360"/>
       </w:pPr>
@@ -152,7 +141,7 @@
           <w:color w:val="6B6156"/>
           <w:sz w:val="22"/>
         </w:rPr>
-        <w:t>Pause for a beat after "make it up or ask the user." That line is what judges remember.</w:t>
+        <w:t>Let that last line hang. "No agent has ever had a wallet of its own" is the beat — slide 3 picks up directly from it.</w:t>
       </w:r>
     </w:p>
     <w:p>
@@ -191,7 +180,7 @@
         <w:rPr>
           <w:sz w:val="26"/>
         </w:rPr>
-        <w:t>Swarm closes all three gaps with one move. Install is two commands.</w:t>
+        <w:t>Swarm gives the agent a wallet. Install is two commands.</w:t>
       </w:r>
     </w:p>
     <w:p>
@@ -316,85 +305,6 @@
       <w:r>
         <w:rPr>
           <w:b/>
-          <w:i/>
-          <w:color w:val="8A4B2A"/>
-          <w:sz w:val="26"/>
-        </w:rPr>
-        <w:t>Transition · walk over to the laptop and start the demo (~12 seconds)</w:t>
-      </w:r>
-    </w:p>
-    <w:p>
-      <w:pPr>
-        <w:spacing w:after="200"/>
-        <w:ind w:left="360"/>
-      </w:pPr>
-      <w:r>
-        <w:rPr>
-          <w:i/>
-          <w:color w:val="6B6156"/>
-          <w:sz w:val="22"/>
-        </w:rPr>
-        <w:t>Step to the laptop. Keep it casual. Don't make a production of it.</w:t>
-      </w:r>
-    </w:p>
-    <w:p>
-      <w:pPr>
-        <w:spacing w:after="200" w:line="324" w:lineRule="auto"/>
-      </w:pPr>
-      <w:r>
-        <w:rPr>
-          <w:sz w:val="26"/>
-        </w:rPr>
-        <w:t>Actually — before I get any deeper, let me kick off a live demo right now so the network has a minute to do its thing.</w:t>
-      </w:r>
-    </w:p>
-    <w:p>
-      <w:pPr>
-        <w:spacing w:after="200"/>
-        <w:ind w:left="360"/>
-      </w:pPr>
-      <w:r>
-        <w:rPr>
-          <w:i/>
-          <w:color w:val="6B6156"/>
-          <w:sz w:val="22"/>
-        </w:rPr>
-        <w:t>Paste the prompt from clipboard. Press enter. Walk back to the deck.</w:t>
-      </w:r>
-    </w:p>
-    <w:p>
-      <w:pPr>
-        <w:spacing w:after="200" w:line="324" w:lineRule="auto"/>
-      </w:pPr>
-      <w:r>
-        <w:rPr>
-          <w:sz w:val="26"/>
-        </w:rPr>
-        <w:t>Alright, we'll come back to this at the end.</w:t>
-      </w:r>
-    </w:p>
-    <w:p>
-      <w:pPr>
-        <w:spacing w:after="200"/>
-        <w:ind w:left="360"/>
-      </w:pPr>
-      <w:r>
-        <w:rPr>
-          <w:i/>
-          <w:color w:val="6B6156"/>
-          <w:sz w:val="22"/>
-        </w:rPr>
-        <w:t>That is the only keyboard moment in the talk. The audience just saw you trigger a real, paid, on-chain action live — they're now quietly waiting for the payoff.</w:t>
-      </w:r>
-    </w:p>
-    <w:p>
-      <w:pPr>
-        <w:keepNext/>
-        <w:spacing w:before="360" w:after="40"/>
-      </w:pPr>
-      <w:r>
-        <w:rPr>
-          <w:b/>
           <w:color w:val="8A4B2A"/>
           <w:sz w:val="32"/>
         </w:rPr>
@@ -488,6 +398,85 @@
           <w:sz w:val="22"/>
         </w:rPr>
         <w:t>Let the slide show the examples and the code — you just name one from each track and move on.</w:t>
+      </w:r>
+    </w:p>
+    <w:p>
+      <w:pPr>
+        <w:keepNext/>
+        <w:spacing w:before="360" w:after="40"/>
+      </w:pPr>
+      <w:r>
+        <w:rPr>
+          <w:b/>
+          <w:i/>
+          <w:color w:val="8A4B2A"/>
+          <w:sz w:val="26"/>
+        </w:rPr>
+        <w:t>Transition · describe the demo, then kick it off (~25 seconds)</w:t>
+      </w:r>
+    </w:p>
+    <w:p>
+      <w:pPr>
+        <w:spacing w:after="200"/>
+        <w:ind w:left="360"/>
+      </w:pPr>
+      <w:r>
+        <w:rPr>
+          <w:i/>
+          <w:color w:val="6B6156"/>
+          <w:sz w:val="22"/>
+        </w:rPr>
+        <w:t>This is where you tell the audience what's about to happen so the reveal later actually means something. Step to the laptop as you speak.</w:t>
+      </w:r>
+    </w:p>
+    <w:p>
+      <w:pPr>
+        <w:spacing w:after="200" w:line="324" w:lineRule="auto"/>
+      </w:pPr>
+      <w:r>
+        <w:rPr>
+          <w:sz w:val="26"/>
+        </w:rPr>
+        <w:t>Real quick — before I wrap this up, I want to show you all three of those working together on a real site. I built a little coffee-shop landing page. It's a bit bare — no images, no feedback yet. I'm going to give Claude one deliberately vague prompt, and without me signing anything you're going to watch it hire an image agent for the hero AND post a bounty for a real human to give me UX feedback — both from the same single instruction. Let me kick it off now so the network has a minute.</w:t>
+      </w:r>
+    </w:p>
+    <w:p>
+      <w:pPr>
+        <w:spacing w:after="200"/>
+        <w:ind w:left="360"/>
+      </w:pPr>
+      <w:r>
+        <w:rPr>
+          <w:i/>
+          <w:color w:val="6B6156"/>
+          <w:sz w:val="22"/>
+        </w:rPr>
+        <w:t>Paste the prompt from clipboard. Press enter. Walk back to the deck.</w:t>
+      </w:r>
+    </w:p>
+    <w:p>
+      <w:pPr>
+        <w:spacing w:after="200" w:line="324" w:lineRule="auto"/>
+      </w:pPr>
+      <w:r>
+        <w:rPr>
+          <w:sz w:val="26"/>
+        </w:rPr>
+        <w:t>Great — that's working in the background. Back to it.</w:t>
+      </w:r>
+    </w:p>
+    <w:p>
+      <w:pPr>
+        <w:spacing w:after="200"/>
+        <w:ind w:left="360"/>
+      </w:pPr>
+      <w:r>
+        <w:rPr>
+          <w:i/>
+          <w:color w:val="6B6156"/>
+          <w:sz w:val="22"/>
+        </w:rPr>
+        <w:t>The audience now knows what the payoff is. They'll be quietly watching for it while you finish slides 8 through 10.</w:t>
       </w:r>
     </w:p>
     <w:p>
@@ -661,7 +650,7 @@
           <w:color w:val="6B6156"/>
           <w:sz w:val="20"/>
         </w:rPr>
-        <w:t>~60 seconds — this is the payoff</w:t>
+        <w:t>~45 seconds — the payoff</w:t>
       </w:r>
     </w:p>
     <w:p>
@@ -672,18 +661,7 @@
         <w:rPr>
           <w:sz w:val="26"/>
         </w:rPr>
-        <w:t>And the cleanest way to close this is to just show it.</w:t>
-      </w:r>
-    </w:p>
-    <w:p>
-      <w:pPr>
-        <w:spacing w:after="200" w:line="324" w:lineRule="auto"/>
-      </w:pPr>
-      <w:r>
-        <w:rPr>
-          <w:sz w:val="26"/>
-        </w:rPr>
-        <w:t>About two minutes ago, I pasted one deliberately vague prompt into Claude Code. I literally just said 'the hero feels empty, can we fix that, and can someone check if the site's user-friendly.' And with that one instruction, Claude dispatched a paid call to a photoreal image agent — the x402 facilitator settled the EIP-3009 transfer on Avalanche Fuji, and the image came back. And in parallel, Claude posted a four-USDC bounty on the human task board, x402-escrowed on Avalanche, asking for usability feedback. All without me signing anything. Let's see.</w:t>
+        <w:t>Alright — the demo I kicked off a minute ago should be done. Let's see.</w:t>
       </w:r>
     </w:p>
     <w:p>
@@ -697,7 +675,7 @@
           <w:color w:val="6B6156"/>
           <w:sz w:val="22"/>
         </w:rPr>
-        <w:t>Switch to the laptop. Show in order: the Claude Code transcript with the viewer URL, the USDC cost, and the posted task ID — then refresh the Fernwood tab and the ☕ emoji has become a real hero image.</w:t>
+        <w:t>Switch to the laptop. Show, in order: the Claude Code transcript with the viewer URL, the USDC cost, and the posted task ID — then refresh the Fernwood tab and the ☕ emoji has become a real hero image.</w:t>
       </w:r>
     </w:p>
     <w:p>
@@ -708,7 +686,7 @@
         <w:rPr>
           <w:sz w:val="26"/>
         </w:rPr>
-        <w:t>One vague prompt, a real image on a real site, a real bounty on a real task board, every settlement on-chain on Avalanche Fuji right now. That's Swarm. Live at swarm-psi.vercel.app. Thank you.</w:t>
+        <w:t>From one vague prompt: an EIP-3009 transfer settled on Avalanche Fuji for the image — hero's live on the page — and a four-USDC bounty x402-escrowed on-chain for the human. Both in the same turn. No approval dialog. No human in the loop until I want one. That's Swarm — live at swarm-psi.vercel.app. Thank you.</w:t>
       </w:r>
     </w:p>
     <w:sectPr>
